--- a/HelpResourcesSources/TechnicalNotes/Interlinear text in Flex.docx
+++ b/HelpResourcesSources/TechnicalNotes/Interlinear text in Flex.docx
@@ -7,8 +7,6 @@
         <w:pStyle w:val="Title"/>
         <w:jc w:val="center"/>
       </w:pPr>
-      <w:bookmarkStart w:id="0" w:name="_GoBack"/>
-      <w:bookmarkEnd w:id="0"/>
       <w:r>
         <w:t>Interlinear text implementation in FLEx</w:t>
       </w:r>
@@ -18,11 +16,16 @@
         <w:jc w:val="center"/>
       </w:pPr>
       <w:r>
-        <w:t xml:space="preserve">Ken Zook     </w:t>
-      </w:r>
-      <w:r>
-        <w:t>August 3, 2022</w:t>
-      </w:r>
+        <w:t>Ken Zook</w:t>
+      </w:r>
+      <w:r>
+        <w:br/>
+      </w:r>
+      <w:r>
+        <w:t>February 10, 2026</w:t>
+      </w:r>
+      <w:bookmarkStart w:id="0" w:name="_GoBack"/>
+      <w:bookmarkEnd w:id="0"/>
     </w:p>
     <w:p>
       <w:r>
@@ -63,15 +66,7 @@
     </w:p>
     <w:p>
       <w:r>
-        <w:t xml:space="preserve">In this document I show views from the lexicon and interlinear text, and show the underlying objects from the XML </w:t>
-      </w:r>
-      <w:proofErr w:type="spellStart"/>
-      <w:r>
-        <w:t>fwdata</w:t>
-      </w:r>
-      <w:proofErr w:type="spellEnd"/>
-      <w:r>
-        <w:t xml:space="preserve"> file. I only show relevant parts of the objects for this discussion. A more complete model diagram which has not been updated for quite a few years is version 7 ModelDocumentation.chm. A comprehensive list of current classes and fields are in </w:t>
+        <w:t xml:space="preserve">In this document I show views from the lexicon and interlinear text, and show the underlying objects from the XML fwdata file. I only show relevant parts of the objects for this discussion. A more complete model diagram which has not been updated for quite a few years is version 7 ModelDocumentation.chm. A comprehensive list of current classes and fields are in </w:t>
       </w:r>
       <w:proofErr w:type="spellStart"/>
       <w:r>
@@ -94,26 +89,24 @@
         <w:t xml:space="preserve"> </w:t>
       </w:r>
       <w:r>
-        <w:t xml:space="preserve">For a more complete description of the </w:t>
-      </w:r>
-      <w:proofErr w:type="spellStart"/>
-      <w:r>
-        <w:t>fwdata</w:t>
-      </w:r>
-      <w:proofErr w:type="spellEnd"/>
-      <w:r>
-        <w:t xml:space="preserve"> XML structure, see </w:t>
+        <w:t>For a more complete description of the fwdata XML structure, see</w:t>
+      </w:r>
+      <w:r>
+        <w:t xml:space="preserve"> </w:t>
       </w:r>
       <w:hyperlink r:id="rId5" w:history="1">
         <w:r>
           <w:rPr>
             <w:rStyle w:val="Hyperlink"/>
           </w:rPr>
-          <w:t>http://downloads.sil.org/FieldWorks/Documentation/FieldWorks_7_XML_model.pdf</w:t>
+          <w:t>https://downloads.languagetechnology.org/fieldworks/Documentation/FieldWorks_7_XML_model.pdf</w:t>
         </w:r>
       </w:hyperlink>
       <w:r>
-        <w:t xml:space="preserve">. </w:t>
+        <w:t>.</w:t>
+      </w:r>
+      <w:r>
+        <w:t xml:space="preserve"> </w:t>
       </w:r>
       <w:r>
         <w:t>At the end I have a diagram showing the various connections between the classes for the simple sentence of interlinear text.</w:t>
@@ -353,7 +346,13 @@
         <w:t>T</w:t>
       </w:r>
       <w:r>
-        <w:t>he lexicon data entry shows the name, and interlinear shows the abbreviation. Dictionary views can be configured to show either one.</w:t>
+        <w:t xml:space="preserve">he lexicon data entry shows the name, and interlinear shows the abbreviation. Dictionary </w:t>
+      </w:r>
+      <w:r>
+        <w:t>layout</w:t>
+      </w:r>
+      <w:r>
+        <w:t>s can be configured to show either one.</w:t>
       </w:r>
     </w:p>
     <w:p>
@@ -421,15 +420,7 @@
     </w:p>
     <w:p>
       <w:r>
-        <w:t xml:space="preserve">The main entry above is represented by the following classes in the </w:t>
-      </w:r>
-      <w:proofErr w:type="spellStart"/>
-      <w:r>
-        <w:t>fwdata</w:t>
-      </w:r>
-      <w:proofErr w:type="spellEnd"/>
-      <w:r>
-        <w:t xml:space="preserve"> file.</w:t>
+        <w:t>The main entry above is represented by the following classes in the fwdata file.</w:t>
       </w:r>
     </w:p>
     <w:p>
@@ -442,15 +433,7 @@
       </w:r>
       <w:proofErr w:type="spellEnd"/>
       <w:r>
-        <w:t xml:space="preserve">" </w:t>
-      </w:r>
-      <w:proofErr w:type="spellStart"/>
-      <w:r>
-        <w:t>guid</w:t>
-      </w:r>
-      <w:proofErr w:type="spellEnd"/>
-      <w:r>
-        <w:t>="13bf2994-ed83-40e7-a313-44334594f95b"&gt;</w:t>
+        <w:t>" guid="13bf2994-ed83-40e7-a313-44334594f95b"&gt;</w:t>
       </w:r>
       <w:r>
         <w:br/>
@@ -474,15 +457,7 @@
       </w:r>
       <w:proofErr w:type="spellEnd"/>
       <w:r>
-        <w:t xml:space="preserve"> </w:t>
-      </w:r>
-      <w:proofErr w:type="spellStart"/>
-      <w:r>
-        <w:t>guid</w:t>
-      </w:r>
-      <w:proofErr w:type="spellEnd"/>
-      <w:r>
-        <w:t>="a66d0f19-4d33-48e6-b345-ce22c792f4a1" t="o" /&gt;</w:t>
+        <w:t xml:space="preserve"> guid="a66d0f19-4d33-48e6-b345-ce22c792f4a1" t="o" /&gt;</w:t>
       </w:r>
       <w:r>
         <w:br/>
@@ -518,15 +493,7 @@
       </w:r>
       <w:proofErr w:type="spellEnd"/>
       <w:r>
-        <w:t xml:space="preserve"> </w:t>
-      </w:r>
-      <w:proofErr w:type="spellStart"/>
-      <w:r>
-        <w:t>guid</w:t>
-      </w:r>
-      <w:proofErr w:type="spellEnd"/>
-      <w:r>
-        <w:t>="bb673a3f-cbeb-4fc8-a071-8c3c70082685" t="o" /&gt;</w:t>
+        <w:t xml:space="preserve"> guid="bb673a3f-cbeb-4fc8-a071-8c3c70082685" t="o" /&gt;</w:t>
       </w:r>
       <w:r>
         <w:br/>
@@ -554,15 +521,7 @@
       </w:r>
       <w:proofErr w:type="spellEnd"/>
       <w:r>
-        <w:t xml:space="preserve"> </w:t>
-      </w:r>
-      <w:proofErr w:type="spellStart"/>
-      <w:r>
-        <w:t>guid</w:t>
-      </w:r>
-      <w:proofErr w:type="spellEnd"/>
-      <w:r>
-        <w:t>="77725752-bc2f-4c75-900f-db99dc258157" t="o" /&gt;</w:t>
+        <w:t xml:space="preserve"> guid="77725752-bc2f-4c75-900f-db99dc258157" t="o" /&gt;</w:t>
       </w:r>
       <w:r>
         <w:br/>
@@ -583,15 +542,7 @@
       </w:r>
       <w:proofErr w:type="spellEnd"/>
       <w:r>
-        <w:t xml:space="preserve">" </w:t>
-      </w:r>
-      <w:proofErr w:type="spellStart"/>
-      <w:r>
-        <w:t>guid</w:t>
-      </w:r>
-      <w:proofErr w:type="spellEnd"/>
-      <w:r>
-        <w:t xml:space="preserve">="a66d0f19-4d33-48e6-b345-ce22c792f4a1" </w:t>
+        <w:t xml:space="preserve">" guid="a66d0f19-4d33-48e6-b345-ce22c792f4a1" </w:t>
       </w:r>
       <w:proofErr w:type="spellStart"/>
       <w:r>
@@ -676,15 +627,74 @@
       </w:r>
       <w:proofErr w:type="spellEnd"/>
       <w:r>
+        <w:t xml:space="preserve"> guid="d7f713e8-e8cf-11d3-9764-00c04f186933" t="r" /&gt;</w:t>
+      </w:r>
+      <w:r>
         <w:t xml:space="preserve"> </w:t>
       </w:r>
-      <w:proofErr w:type="spellStart"/>
-      <w:r>
-        <w:t>guid</w:t>
-      </w:r>
-      <w:proofErr w:type="spellEnd"/>
-      <w:r>
-        <w:t>="d7f713e8-e8cf-11d3-9764-00c04f186933" t="r" /&gt;</w:t>
+      <w:r>
+        <w:br/>
+        <w:t>&lt;/</w:t>
+      </w:r>
+      <w:proofErr w:type="spellStart"/>
+      <w:r>
+        <w:t>MorphType</w:t>
+      </w:r>
+      <w:proofErr w:type="spellEnd"/>
+      <w:r>
+        <w:t>&gt;</w:t>
+      </w:r>
+      <w:r>
+        <w:br/>
+        <w:t>&lt;/rt&gt;</w:t>
+      </w:r>
+    </w:p>
+    <w:p>
+      <w:r>
+        <w:t>&lt;rt class="</w:t>
+      </w:r>
+      <w:proofErr w:type="spellStart"/>
+      <w:r>
+        <w:t>MoStemMsa</w:t>
+      </w:r>
+      <w:proofErr w:type="spellEnd"/>
+      <w:r>
+        <w:t xml:space="preserve">" guid="bb673a3f-cbeb-4fc8-a071-8c3c70082685" </w:t>
+      </w:r>
+      <w:proofErr w:type="spellStart"/>
+      <w:r>
+        <w:t>ownerguid</w:t>
+      </w:r>
+      <w:proofErr w:type="spellEnd"/>
+      <w:r>
+        <w:t>="13bf2994-ed83-40e7-a313-44334594f95b"&gt;</w:t>
+      </w:r>
+      <w:r>
+        <w:br/>
+      </w:r>
+      <w:r>
+        <w:lastRenderedPageBreak/>
+        <w:t>&lt;</w:t>
+      </w:r>
+      <w:proofErr w:type="spellStart"/>
+      <w:r>
+        <w:t>PartOfSpeech</w:t>
+      </w:r>
+      <w:proofErr w:type="spellEnd"/>
+      <w:r>
+        <w:t>&gt;</w:t>
+      </w:r>
+      <w:r>
+        <w:br/>
+        <w:t>&lt;</w:t>
+      </w:r>
+      <w:proofErr w:type="spellStart"/>
+      <w:r>
+        <w:t>objsur</w:t>
+      </w:r>
+      <w:proofErr w:type="spellEnd"/>
+      <w:r>
+        <w:t xml:space="preserve"> guid="a8e41fd3-e343-4c7c-aa05-01ea3dd5cfb5" t="r" /&gt;</w:t>
       </w:r>
       <w:r>
         <w:t xml:space="preserve"> </w:t>
@@ -695,7 +705,7 @@
       </w:r>
       <w:proofErr w:type="spellStart"/>
       <w:r>
-        <w:t>MorphType</w:t>
+        <w:t>PartOfSpeech</w:t>
       </w:r>
       <w:proofErr w:type="spellEnd"/>
       <w:r>
@@ -712,102 +722,11 @@
       </w:r>
       <w:proofErr w:type="spellStart"/>
       <w:r>
-        <w:t>MoStemMsa</w:t>
-      </w:r>
-      <w:proofErr w:type="spellEnd"/>
-      <w:r>
-        <w:t xml:space="preserve">" </w:t>
-      </w:r>
-      <w:proofErr w:type="spellStart"/>
-      <w:r>
-        <w:t>guid</w:t>
-      </w:r>
-      <w:proofErr w:type="spellEnd"/>
-      <w:r>
-        <w:t xml:space="preserve">="bb673a3f-cbeb-4fc8-a071-8c3c70082685" </w:t>
-      </w:r>
-      <w:proofErr w:type="spellStart"/>
-      <w:r>
-        <w:t>ownerguid</w:t>
-      </w:r>
-      <w:proofErr w:type="spellEnd"/>
-      <w:r>
-        <w:t>="13bf2994-ed83-40e7-a313-44334594f95b"&gt;</w:t>
-      </w:r>
-      <w:r>
-        <w:br/>
-      </w:r>
-      <w:r>
-        <w:lastRenderedPageBreak/>
-        <w:t>&lt;</w:t>
-      </w:r>
-      <w:proofErr w:type="spellStart"/>
-      <w:r>
-        <w:t>PartOfSpeech</w:t>
-      </w:r>
-      <w:proofErr w:type="spellEnd"/>
-      <w:r>
-        <w:t>&gt;</w:t>
-      </w:r>
-      <w:r>
-        <w:br/>
-        <w:t>&lt;</w:t>
-      </w:r>
-      <w:proofErr w:type="spellStart"/>
-      <w:r>
-        <w:t>objsur</w:t>
-      </w:r>
-      <w:proofErr w:type="spellEnd"/>
-      <w:r>
-        <w:t xml:space="preserve"> </w:t>
-      </w:r>
-      <w:proofErr w:type="spellStart"/>
-      <w:r>
-        <w:t>guid</w:t>
-      </w:r>
-      <w:proofErr w:type="spellEnd"/>
-      <w:r>
-        <w:t>="a8e41fd3-e343-4c7c-aa05-01ea3dd5cfb5" t="r" /&gt;</w:t>
-      </w:r>
-      <w:r>
-        <w:t xml:space="preserve"> </w:t>
-      </w:r>
-      <w:r>
-        <w:br/>
-        <w:t>&lt;/</w:t>
-      </w:r>
-      <w:proofErr w:type="spellStart"/>
-      <w:r>
-        <w:t>PartOfSpeech</w:t>
-      </w:r>
-      <w:proofErr w:type="spellEnd"/>
-      <w:r>
-        <w:t>&gt;</w:t>
-      </w:r>
-      <w:r>
-        <w:br/>
-        <w:t>&lt;/rt&gt;</w:t>
-      </w:r>
-    </w:p>
-    <w:p>
-      <w:r>
-        <w:t>&lt;rt class="</w:t>
-      </w:r>
-      <w:proofErr w:type="spellStart"/>
-      <w:r>
         <w:t>LexSense</w:t>
       </w:r>
       <w:proofErr w:type="spellEnd"/>
       <w:r>
-        <w:t xml:space="preserve">" </w:t>
-      </w:r>
-      <w:proofErr w:type="spellStart"/>
-      <w:r>
-        <w:t>guid</w:t>
-      </w:r>
-      <w:proofErr w:type="spellEnd"/>
-      <w:r>
-        <w:t xml:space="preserve">="77725752-bc2f-4c75-900f-db99dc258157" </w:t>
+        <w:t xml:space="preserve">" guid="77725752-bc2f-4c75-900f-db99dc258157" </w:t>
       </w:r>
       <w:proofErr w:type="spellStart"/>
       <w:r>
@@ -969,15 +888,7 @@
       </w:r>
       <w:proofErr w:type="spellEnd"/>
       <w:r>
-        <w:t xml:space="preserve"> </w:t>
-      </w:r>
-      <w:proofErr w:type="spellStart"/>
-      <w:r>
-        <w:t>guid</w:t>
-      </w:r>
-      <w:proofErr w:type="spellEnd"/>
-      <w:r>
-        <w:t>="bb673a3f-cbeb-4fc8-a071-8c3c70082685" t="r" /&gt;</w:t>
+        <w:t xml:space="preserve"> guid="bb673a3f-cbeb-4fc8-a071-8c3c70082685" t="r" /&gt;</w:t>
       </w:r>
       <w:r>
         <w:br/>
@@ -1006,15 +917,7 @@
       </w:r>
       <w:proofErr w:type="spellEnd"/>
       <w:r>
-        <w:t xml:space="preserve">" </w:t>
-      </w:r>
-      <w:proofErr w:type="spellStart"/>
-      <w:r>
-        <w:t>guid</w:t>
-      </w:r>
-      <w:proofErr w:type="spellEnd"/>
-      <w:r>
-        <w:t xml:space="preserve">="d7f713e8-e8cf-11d3-9764-00c04f186933" </w:t>
+        <w:t xml:space="preserve">" guid="d7f713e8-e8cf-11d3-9764-00c04f186933" </w:t>
       </w:r>
       <w:proofErr w:type="spellStart"/>
       <w:r>
@@ -1144,15 +1047,7 @@
       </w:r>
       <w:proofErr w:type="spellEnd"/>
       <w:r>
-        <w:t xml:space="preserve">" </w:t>
-      </w:r>
-      <w:proofErr w:type="spellStart"/>
-      <w:r>
-        <w:t>guid</w:t>
-      </w:r>
-      <w:proofErr w:type="spellEnd"/>
-      <w:r>
-        <w:t xml:space="preserve">="a8e41fd3-e343-4c7c-aa05-01ea3dd5cfb5" </w:t>
+        <w:t xml:space="preserve">" guid="a8e41fd3-e343-4c7c-aa05-01ea3dd5cfb5" </w:t>
       </w:r>
       <w:proofErr w:type="spellStart"/>
       <w:r>
@@ -1320,15 +1215,7 @@
     </w:p>
     <w:p>
       <w:r>
-        <w:t xml:space="preserve">The suffix entry above is represented by the following classes in the </w:t>
-      </w:r>
-      <w:proofErr w:type="spellStart"/>
-      <w:r>
-        <w:t>fwdata</w:t>
-      </w:r>
-      <w:proofErr w:type="spellEnd"/>
-      <w:r>
-        <w:t xml:space="preserve"> file.</w:t>
+        <w:t>The suffix entry above is represented by the following classes in the fwdata file.</w:t>
       </w:r>
     </w:p>
     <w:p>
@@ -1341,15 +1228,7 @@
       </w:r>
       <w:proofErr w:type="spellEnd"/>
       <w:r>
-        <w:t xml:space="preserve">" </w:t>
-      </w:r>
-      <w:proofErr w:type="spellStart"/>
-      <w:r>
-        <w:t>guid</w:t>
-      </w:r>
-      <w:proofErr w:type="spellEnd"/>
-      <w:r>
-        <w:t>="052bec58-16d0-4fdb-9617-1ba148db23b5"&gt;</w:t>
+        <w:t>" guid="052bec58-16d0-4fdb-9617-1ba148db23b5"&gt;</w:t>
       </w:r>
       <w:r>
         <w:br/>
@@ -1373,15 +1252,7 @@
       </w:r>
       <w:proofErr w:type="spellEnd"/>
       <w:r>
-        <w:t xml:space="preserve"> </w:t>
-      </w:r>
-      <w:proofErr w:type="spellStart"/>
-      <w:r>
-        <w:t>guid</w:t>
-      </w:r>
-      <w:proofErr w:type="spellEnd"/>
-      <w:r>
-        <w:t>="c2884d72-96f2-4a1b-a6e8-34932cfac0f7" t="o" /&gt;</w:t>
+        <w:t xml:space="preserve"> guid="c2884d72-96f2-4a1b-a6e8-34932cfac0f7" t="o" /&gt;</w:t>
       </w:r>
       <w:r>
         <w:br/>
@@ -1417,15 +1288,7 @@
       </w:r>
       <w:proofErr w:type="spellEnd"/>
       <w:r>
-        <w:t xml:space="preserve"> </w:t>
-      </w:r>
-      <w:proofErr w:type="spellStart"/>
-      <w:r>
-        <w:t>guid</w:t>
-      </w:r>
-      <w:proofErr w:type="spellEnd"/>
-      <w:r>
-        <w:t>="b879f06f-a612-4195-8b47-15c9b4eacadd" t="o" /&gt;</w:t>
+        <w:t xml:space="preserve"> guid="b879f06f-a612-4195-8b47-15c9b4eacadd" t="o" /&gt;</w:t>
       </w:r>
       <w:r>
         <w:br/>
@@ -1453,15 +1316,7 @@
       </w:r>
       <w:proofErr w:type="spellEnd"/>
       <w:r>
-        <w:t xml:space="preserve"> </w:t>
-      </w:r>
-      <w:proofErr w:type="spellStart"/>
-      <w:r>
-        <w:t>guid</w:t>
-      </w:r>
-      <w:proofErr w:type="spellEnd"/>
-      <w:r>
-        <w:t>="37cfcd18-136a-45e6-8dd6-15db22c774ac" t="o" /&gt;</w:t>
+        <w:t xml:space="preserve"> guid="37cfcd18-136a-45e6-8dd6-15db22c774ac" t="o" /&gt;</w:t>
       </w:r>
       <w:r>
         <w:br/>
@@ -1482,15 +1337,7 @@
       </w:r>
       <w:proofErr w:type="spellEnd"/>
       <w:r>
-        <w:t xml:space="preserve">" </w:t>
-      </w:r>
-      <w:proofErr w:type="spellStart"/>
-      <w:r>
-        <w:t>guid</w:t>
-      </w:r>
-      <w:proofErr w:type="spellEnd"/>
-      <w:r>
-        <w:t xml:space="preserve">="c2884d72-96f2-4a1b-a6e8-34932cfac0f7" </w:t>
+        <w:t xml:space="preserve">" guid="c2884d72-96f2-4a1b-a6e8-34932cfac0f7" </w:t>
       </w:r>
       <w:proofErr w:type="spellStart"/>
       <w:r>
@@ -1575,19 +1422,11 @@
       </w:r>
       <w:proofErr w:type="spellEnd"/>
       <w:r>
+        <w:t xml:space="preserve"> guid="d7f713dd-e8cf-11d3-9764-00c04f186933" t="r" /&gt;</w:t>
+      </w:r>
+      <w:r>
         <w:t xml:space="preserve"> </w:t>
       </w:r>
-      <w:proofErr w:type="spellStart"/>
-      <w:r>
-        <w:t>guid</w:t>
-      </w:r>
-      <w:proofErr w:type="spellEnd"/>
-      <w:r>
-        <w:t>="d7f713dd-e8cf-11d3-9764-00c04f186933" t="r" /&gt;</w:t>
-      </w:r>
-      <w:r>
-        <w:t xml:space="preserve"> </w:t>
-      </w:r>
       <w:r>
         <w:br/>
         <w:t>&lt;/</w:t>
@@ -1615,15 +1454,7 @@
       </w:r>
       <w:proofErr w:type="spellEnd"/>
       <w:r>
-        <w:t xml:space="preserve">" </w:t>
-      </w:r>
-      <w:proofErr w:type="spellStart"/>
-      <w:r>
-        <w:t>guid</w:t>
-      </w:r>
-      <w:proofErr w:type="spellEnd"/>
-      <w:r>
-        <w:t xml:space="preserve">="b879f06f-a612-4195-8b47-15c9b4eacadd" </w:t>
+        <w:t xml:space="preserve">" guid="b879f06f-a612-4195-8b47-15c9b4eacadd" </w:t>
       </w:r>
       <w:proofErr w:type="spellStart"/>
       <w:r>
@@ -1655,15 +1486,7 @@
       </w:r>
       <w:proofErr w:type="spellEnd"/>
       <w:r>
-        <w:t xml:space="preserve"> </w:t>
-      </w:r>
-      <w:proofErr w:type="spellStart"/>
-      <w:r>
-        <w:t>guid</w:t>
-      </w:r>
-      <w:proofErr w:type="spellEnd"/>
-      <w:r>
-        <w:t>="a8e41fd3-e343-4c7c-aa05-01ea3dd5cfb5" t="r" /&gt;</w:t>
+        <w:t xml:space="preserve"> guid="a8e41fd3-e343-4c7c-aa05-01ea3dd5cfb5" t="r" /&gt;</w:t>
       </w:r>
       <w:r>
         <w:t xml:space="preserve"> </w:t>
@@ -1696,15 +1519,7 @@
       </w:r>
       <w:proofErr w:type="spellEnd"/>
       <w:r>
-        <w:t xml:space="preserve">" </w:t>
-      </w:r>
-      <w:proofErr w:type="spellStart"/>
-      <w:r>
-        <w:t>guid</w:t>
-      </w:r>
-      <w:proofErr w:type="spellEnd"/>
-      <w:r>
-        <w:t xml:space="preserve">="37cfcd18-136a-45e6-8dd6-15db22c774ac" </w:t>
+        <w:t xml:space="preserve">" guid="37cfcd18-136a-45e6-8dd6-15db22c774ac" </w:t>
       </w:r>
       <w:proofErr w:type="spellStart"/>
       <w:r>
@@ -1789,15 +1604,7 @@
       </w:r>
       <w:proofErr w:type="spellEnd"/>
       <w:r>
-        <w:t xml:space="preserve"> </w:t>
-      </w:r>
-      <w:proofErr w:type="spellStart"/>
-      <w:r>
-        <w:t>guid</w:t>
-      </w:r>
-      <w:proofErr w:type="spellEnd"/>
-      <w:r>
-        <w:t>="b879f06f-a612-4195-8b47-15c9b4eacadd" t="r" /&gt;</w:t>
+        <w:t xml:space="preserve"> guid="b879f06f-a612-4195-8b47-15c9b4eacadd" t="r" /&gt;</w:t>
       </w:r>
       <w:r>
         <w:br/>
@@ -1826,15 +1633,7 @@
       </w:r>
       <w:proofErr w:type="spellEnd"/>
       <w:r>
-        <w:t xml:space="preserve">" </w:t>
-      </w:r>
-      <w:proofErr w:type="spellStart"/>
-      <w:r>
-        <w:t>guid</w:t>
-      </w:r>
-      <w:proofErr w:type="spellEnd"/>
-      <w:r>
-        <w:t xml:space="preserve">="d7f713dd-e8cf-11d3-9764-00c04f186933" </w:t>
+        <w:t xml:space="preserve">" guid="d7f713dd-e8cf-11d3-9764-00c04f186933" </w:t>
       </w:r>
       <w:proofErr w:type="spellStart"/>
       <w:r>
@@ -2087,28 +1886,12 @@
     </w:p>
     <w:p>
       <w:r>
-        <w:t xml:space="preserve">The baseline for this interlinear text is represented by the following classes in the </w:t>
-      </w:r>
-      <w:proofErr w:type="spellStart"/>
-      <w:r>
-        <w:t>fwdata</w:t>
-      </w:r>
-      <w:proofErr w:type="spellEnd"/>
-      <w:r>
-        <w:t xml:space="preserve"> file.</w:t>
-      </w:r>
-    </w:p>
-    <w:p>
-      <w:r>
-        <w:t xml:space="preserve">&lt;rt class="Text" </w:t>
-      </w:r>
-      <w:proofErr w:type="spellStart"/>
-      <w:r>
-        <w:t>guid</w:t>
-      </w:r>
-      <w:proofErr w:type="spellEnd"/>
-      <w:r>
-        <w:t>="754a048e-48a1-4b4e-92de-20897834f630"&gt;</w:t>
+        <w:t>The baseline for this interlinear text is represented by the following classes in the fwdata file.</w:t>
+      </w:r>
+    </w:p>
+    <w:p>
+      <w:r>
+        <w:t>&lt;rt class="Text" guid="754a048e-48a1-4b4e-92de-20897834f630"&gt;</w:t>
       </w:r>
       <w:r>
         <w:br/>
@@ -2124,15 +1907,7 @@
       </w:r>
       <w:proofErr w:type="spellEnd"/>
       <w:r>
-        <w:t xml:space="preserve"> </w:t>
-      </w:r>
-      <w:proofErr w:type="spellStart"/>
-      <w:r>
-        <w:t>guid</w:t>
-      </w:r>
-      <w:proofErr w:type="spellEnd"/>
-      <w:r>
-        <w:t>="e1461362-6de5-42c9-a644-ac0f52c01d79" t="o" /&gt;</w:t>
+        <w:t xml:space="preserve"> guid="e1461362-6de5-42c9-a644-ac0f52c01d79" t="o" /&gt;</w:t>
       </w:r>
       <w:r>
         <w:br/>
@@ -2209,15 +1984,7 @@
       </w:r>
       <w:proofErr w:type="spellEnd"/>
       <w:r>
-        <w:t xml:space="preserve">" </w:t>
-      </w:r>
-      <w:proofErr w:type="spellStart"/>
-      <w:r>
-        <w:t>guid</w:t>
-      </w:r>
-      <w:proofErr w:type="spellEnd"/>
-      <w:r>
-        <w:t xml:space="preserve">="e1461362-6de5-42c9-a644-ac0f52c01d79" </w:t>
+        <w:t xml:space="preserve">" guid="e1461362-6de5-42c9-a644-ac0f52c01d79" </w:t>
       </w:r>
       <w:proofErr w:type="spellStart"/>
       <w:r>
@@ -2241,15 +2008,7 @@
       </w:r>
       <w:proofErr w:type="spellEnd"/>
       <w:r>
-        <w:t xml:space="preserve"> </w:t>
-      </w:r>
-      <w:proofErr w:type="spellStart"/>
-      <w:r>
-        <w:t>guid</w:t>
-      </w:r>
-      <w:proofErr w:type="spellEnd"/>
-      <w:r>
-        <w:t>="9007af3e-0ff3-46c1-812a-d68704968f43" t="o" /&gt;</w:t>
+        <w:t xml:space="preserve"> guid="9007af3e-0ff3-46c1-812a-d68704968f43" t="o" /&gt;</w:t>
       </w:r>
       <w:r>
         <w:br/>
@@ -2270,15 +2029,7 @@
       </w:r>
       <w:proofErr w:type="spellEnd"/>
       <w:r>
-        <w:t xml:space="preserve">" </w:t>
-      </w:r>
-      <w:proofErr w:type="spellStart"/>
-      <w:r>
-        <w:t>guid</w:t>
-      </w:r>
-      <w:proofErr w:type="spellEnd"/>
-      <w:r>
-        <w:t xml:space="preserve">="9007af3e-0ff3-46c1-812a-d68704968f43" </w:t>
+        <w:t xml:space="preserve">" guid="9007af3e-0ff3-46c1-812a-d68704968f43" </w:t>
       </w:r>
       <w:proofErr w:type="spellStart"/>
       <w:r>
@@ -2347,15 +2098,7 @@
       </w:r>
       <w:proofErr w:type="spellEnd"/>
       <w:r>
-        <w:t xml:space="preserve"> </w:t>
-      </w:r>
-      <w:proofErr w:type="spellStart"/>
-      <w:r>
-        <w:t>guid</w:t>
-      </w:r>
-      <w:proofErr w:type="spellEnd"/>
-      <w:r>
-        <w:t>="cd4f5759-5cdc-450f-9094-884136d8fe51" t="o" /&gt;</w:t>
+        <w:t xml:space="preserve"> guid="cd4f5759-5cdc-450f-9094-884136d8fe51" t="o" /&gt;</w:t>
       </w:r>
       <w:r>
         <w:br/>
@@ -2558,28 +2301,12 @@
     </w:p>
     <w:p>
       <w:r>
-        <w:t xml:space="preserve">The interlinearization for this interlinear text is represented by the following classes in the </w:t>
-      </w:r>
-      <w:proofErr w:type="spellStart"/>
-      <w:r>
-        <w:t>fwdata</w:t>
-      </w:r>
-      <w:proofErr w:type="spellEnd"/>
-      <w:r>
-        <w:t xml:space="preserve"> file.</w:t>
-      </w:r>
-    </w:p>
-    <w:p>
-      <w:r>
-        <w:t xml:space="preserve">&lt;rt class="Segment" </w:t>
-      </w:r>
-      <w:proofErr w:type="spellStart"/>
-      <w:r>
-        <w:t>guid</w:t>
-      </w:r>
-      <w:proofErr w:type="spellEnd"/>
-      <w:r>
-        <w:t xml:space="preserve">="cd4f5759-5cdc-450f-9094-884136d8fe51" </w:t>
+        <w:t>The interlinearization for this interlinear text is represented by the following classes in the fwdata file.</w:t>
+      </w:r>
+    </w:p>
+    <w:p>
+      <w:r>
+        <w:t xml:space="preserve">&lt;rt class="Segment" guid="cd4f5759-5cdc-450f-9094-884136d8fe51" </w:t>
       </w:r>
       <w:proofErr w:type="spellStart"/>
       <w:r>
@@ -2603,15 +2330,7 @@
       </w:r>
       <w:proofErr w:type="spellEnd"/>
       <w:r>
-        <w:t xml:space="preserve"> </w:t>
-      </w:r>
-      <w:proofErr w:type="spellStart"/>
-      <w:r>
-        <w:t>guid</w:t>
-      </w:r>
-      <w:proofErr w:type="spellEnd"/>
-      <w:r>
-        <w:t>="1dd8cf5c-beb0-4463-9b51-9b98e47b7879" t="r" /&gt;</w:t>
+        <w:t xml:space="preserve"> guid="1dd8cf5c-beb0-4463-9b51-9b98e47b7879" t="r" /&gt;</w:t>
       </w:r>
       <w:r>
         <w:br/>
@@ -2623,15 +2342,7 @@
       </w:r>
       <w:proofErr w:type="spellEnd"/>
       <w:r>
-        <w:t xml:space="preserve"> </w:t>
-      </w:r>
-      <w:proofErr w:type="spellStart"/>
-      <w:r>
-        <w:t>guid</w:t>
-      </w:r>
-      <w:proofErr w:type="spellEnd"/>
-      <w:r>
-        <w:t>="ccaad034-ad7f-4d16-a547-9cd8ca845365" t="r" /&gt;</w:t>
+        <w:t xml:space="preserve"> guid="ccaad034-ad7f-4d16-a547-9cd8ca845365" t="r" /&gt;</w:t>
       </w:r>
       <w:r>
         <w:br/>
@@ -2643,15 +2354,7 @@
       </w:r>
       <w:proofErr w:type="spellEnd"/>
       <w:r>
-        <w:t xml:space="preserve"> </w:t>
-      </w:r>
-      <w:proofErr w:type="spellStart"/>
-      <w:r>
-        <w:t>guid</w:t>
-      </w:r>
-      <w:proofErr w:type="spellEnd"/>
-      <w:r>
-        <w:t>="13f9d3fa-70be-473b-ac2a-4ee1d215d5be" t="r" /&gt;</w:t>
+        <w:t xml:space="preserve"> guid="13f9d3fa-70be-473b-ac2a-4ee1d215d5be" t="r" /&gt;</w:t>
       </w:r>
       <w:r>
         <w:br/>
@@ -2663,15 +2366,7 @@
       </w:r>
       <w:proofErr w:type="spellEnd"/>
       <w:r>
-        <w:t xml:space="preserve"> </w:t>
-      </w:r>
-      <w:proofErr w:type="spellStart"/>
-      <w:r>
-        <w:t>guid</w:t>
-      </w:r>
-      <w:proofErr w:type="spellEnd"/>
-      <w:r>
-        <w:t>="a5ec72fa-99d8-49a0-bca3-ec29a52db3fc" t="r" /&gt;</w:t>
+        <w:t xml:space="preserve"> guid="a5ec72fa-99d8-49a0-bca3-ec29a52db3fc" t="r" /&gt;</w:t>
       </w:r>
       <w:r>
         <w:br/>
@@ -2801,15 +2496,7 @@
         <w:t>The punctuation and any text that is not in the primary writing system in the baseline is represented by the fol</w:t>
       </w:r>
       <w:r>
-        <w:t xml:space="preserve">lowing class in the </w:t>
-      </w:r>
-      <w:proofErr w:type="spellStart"/>
-      <w:r>
-        <w:t>fwdata</w:t>
-      </w:r>
-      <w:proofErr w:type="spellEnd"/>
-      <w:r>
-        <w:t xml:space="preserve"> file, which covers the period at the end of the sentence.</w:t>
+        <w:t>lowing class in the fwdata file, which covers the period at the end of the sentence.</w:t>
       </w:r>
     </w:p>
     <w:p>
@@ -2822,15 +2509,7 @@
       </w:r>
       <w:proofErr w:type="spellEnd"/>
       <w:r>
-        <w:t xml:space="preserve">" </w:t>
-      </w:r>
-      <w:proofErr w:type="spellStart"/>
-      <w:r>
-        <w:t>guid</w:t>
-      </w:r>
-      <w:proofErr w:type="spellEnd"/>
-      <w:r>
-        <w:t>="a5ec72fa-99d8-49a0-bca3-ec29a52db3fc"&gt;</w:t>
+        <w:t>" guid="a5ec72fa-99d8-49a0-bca3-ec29a52db3fc"&gt;</w:t>
       </w:r>
       <w:r>
         <w:br/>
@@ -3209,15 +2888,7 @@
     </w:p>
     <w:p>
       <w:r>
-        <w:t xml:space="preserve">The wordform and analysis of garçons is represented by the following classes in the </w:t>
-      </w:r>
-      <w:proofErr w:type="spellStart"/>
-      <w:r>
-        <w:t>fwdata</w:t>
-      </w:r>
-      <w:proofErr w:type="spellEnd"/>
-      <w:r>
-        <w:t xml:space="preserve"> file.</w:t>
+        <w:t>The wordform and analysis of garçons is represented by the following classes in the fwdata file.</w:t>
       </w:r>
     </w:p>
     <w:p>
@@ -3230,15 +2901,7 @@
       </w:r>
       <w:proofErr w:type="spellEnd"/>
       <w:r>
-        <w:t xml:space="preserve">" </w:t>
-      </w:r>
-      <w:proofErr w:type="spellStart"/>
-      <w:r>
-        <w:t>guid</w:t>
-      </w:r>
-      <w:proofErr w:type="spellEnd"/>
-      <w:r>
-        <w:t>="1dd8cf5c-beb0-4463-9b51-9b98e47b7879"&gt;</w:t>
+        <w:t>" guid="1dd8cf5c-beb0-4463-9b51-9b98e47b7879"&gt;</w:t>
       </w:r>
       <w:r>
         <w:br/>
@@ -3254,15 +2917,7 @@
       </w:r>
       <w:proofErr w:type="spellEnd"/>
       <w:r>
-        <w:t xml:space="preserve"> </w:t>
-      </w:r>
-      <w:proofErr w:type="spellStart"/>
-      <w:r>
-        <w:t>guid</w:t>
-      </w:r>
-      <w:proofErr w:type="spellEnd"/>
-      <w:r>
-        <w:t>="ccaad034-ad7f-4d16-a547-9cd8ca845365" t="o" /&gt;</w:t>
+        <w:t xml:space="preserve"> guid="ccaad034-ad7f-4d16-a547-9cd8ca845365" t="o" /&gt;</w:t>
       </w:r>
       <w:r>
         <w:br/>
@@ -3358,15 +3013,7 @@
       </w:r>
       <w:proofErr w:type="spellEnd"/>
       <w:r>
-        <w:t xml:space="preserve">" </w:t>
-      </w:r>
-      <w:proofErr w:type="spellStart"/>
-      <w:r>
-        <w:t>guid</w:t>
-      </w:r>
-      <w:proofErr w:type="spellEnd"/>
-      <w:r>
-        <w:t xml:space="preserve">="ccaad034-ad7f-4d16-a547-9cd8ca845365" </w:t>
+        <w:t xml:space="preserve">" guid="ccaad034-ad7f-4d16-a547-9cd8ca845365" </w:t>
       </w:r>
       <w:proofErr w:type="spellStart"/>
       <w:r>
@@ -3390,26 +3037,41 @@
       </w:r>
       <w:proofErr w:type="spellEnd"/>
       <w:r>
+        <w:t xml:space="preserve"> guid="a8e41fd3-e343-4c7c-aa05-01ea3dd5cfb5" t="r" /&gt;</w:t>
+      </w:r>
+      <w:r>
         <w:t xml:space="preserve"> </w:t>
       </w:r>
-      <w:proofErr w:type="spellStart"/>
-      <w:r>
-        <w:t>guid</w:t>
-      </w:r>
-      <w:proofErr w:type="spellEnd"/>
-      <w:r>
-        <w:t>="a8e41fd3-e343-4c7c-aa05-01ea3dd5cfb5" t="r" /&gt;</w:t>
+      <w:r>
+        <w:br/>
+        <w:t>&lt;/Category&gt;</w:t>
+      </w:r>
+      <w:r>
+        <w:br/>
+        <w:t>&lt;Evaluations&gt;</w:t>
+      </w:r>
+      <w:r>
+        <w:br/>
+        <w:t>&lt;</w:t>
+      </w:r>
+      <w:proofErr w:type="spellStart"/>
+      <w:r>
+        <w:t>objsur</w:t>
+      </w:r>
+      <w:proofErr w:type="spellEnd"/>
+      <w:r>
+        <w:t xml:space="preserve"> guid="8caa11bb-cac4-4836-a081-1666245106b9" t="r" /&gt;</w:t>
       </w:r>
       <w:r>
         <w:t xml:space="preserve"> </w:t>
       </w:r>
       <w:r>
         <w:br/>
-        <w:t>&lt;/Category&gt;</w:t>
-      </w:r>
-      <w:r>
-        <w:br/>
-        <w:t>&lt;Evaluations&gt;</w:t>
+        <w:t>&lt;/Evaluations&gt;</w:t>
+      </w:r>
+      <w:r>
+        <w:br/>
+        <w:t>&lt;Meanings&gt;</w:t>
       </w:r>
       <w:r>
         <w:br/>
@@ -3421,26 +3083,23 @@
       </w:r>
       <w:proofErr w:type="spellEnd"/>
       <w:r>
-        <w:t xml:space="preserve"> </w:t>
-      </w:r>
-      <w:proofErr w:type="spellStart"/>
-      <w:r>
-        <w:t>guid</w:t>
-      </w:r>
-      <w:proofErr w:type="spellEnd"/>
-      <w:r>
-        <w:t>="8caa11bb-cac4-4836-a081-1666245106b9" t="r" /&gt;</w:t>
-      </w:r>
-      <w:r>
-        <w:t xml:space="preserve"> </w:t>
-      </w:r>
-      <w:r>
-        <w:br/>
-        <w:t>&lt;/Evaluations&gt;</w:t>
-      </w:r>
-      <w:r>
-        <w:br/>
-        <w:t>&lt;Meanings&gt;</w:t>
+        <w:t xml:space="preserve"> guid="13f9d3fa-70be-473b-ac2a-4ee1d215d5be" t="o" /&gt;</w:t>
+      </w:r>
+      <w:r>
+        <w:br/>
+        <w:t>&lt;/Meanings&gt;</w:t>
+      </w:r>
+      <w:r>
+        <w:br/>
+        <w:t>&lt;</w:t>
+      </w:r>
+      <w:proofErr w:type="spellStart"/>
+      <w:r>
+        <w:t>MorphBundles</w:t>
+      </w:r>
+      <w:proofErr w:type="spellEnd"/>
+      <w:r>
+        <w:t>&gt;</w:t>
       </w:r>
       <w:r>
         <w:br/>
@@ -3452,31 +3111,7 @@
       </w:r>
       <w:proofErr w:type="spellEnd"/>
       <w:r>
-        <w:t xml:space="preserve"> </w:t>
-      </w:r>
-      <w:proofErr w:type="spellStart"/>
-      <w:r>
-        <w:t>guid</w:t>
-      </w:r>
-      <w:proofErr w:type="spellEnd"/>
-      <w:r>
-        <w:t>="13f9d3fa-70be-473b-ac2a-4ee1d215d5be" t="o" /&gt;</w:t>
-      </w:r>
-      <w:r>
-        <w:br/>
-        <w:t>&lt;/Meanings&gt;</w:t>
-      </w:r>
-      <w:r>
-        <w:br/>
-        <w:t>&lt;</w:t>
-      </w:r>
-      <w:proofErr w:type="spellStart"/>
-      <w:r>
-        <w:t>MorphBundles</w:t>
-      </w:r>
-      <w:proofErr w:type="spellEnd"/>
-      <w:r>
-        <w:t>&gt;</w:t>
+        <w:t xml:space="preserve"> guid="9ef5cf19-f055-4df8-9b32-bee07367d8a3" t="o" /&gt;</w:t>
       </w:r>
       <w:r>
         <w:br/>
@@ -3488,35 +3123,7 @@
       </w:r>
       <w:proofErr w:type="spellEnd"/>
       <w:r>
-        <w:t xml:space="preserve"> </w:t>
-      </w:r>
-      <w:proofErr w:type="spellStart"/>
-      <w:r>
-        <w:t>guid</w:t>
-      </w:r>
-      <w:proofErr w:type="spellEnd"/>
-      <w:r>
-        <w:t>="9ef5cf19-f055-4df8-9b32-bee07367d8a3" t="o" /&gt;</w:t>
-      </w:r>
-      <w:r>
-        <w:br/>
-        <w:t>&lt;</w:t>
-      </w:r>
-      <w:proofErr w:type="spellStart"/>
-      <w:r>
-        <w:t>objsur</w:t>
-      </w:r>
-      <w:proofErr w:type="spellEnd"/>
-      <w:r>
-        <w:t xml:space="preserve"> </w:t>
-      </w:r>
-      <w:proofErr w:type="spellStart"/>
-      <w:r>
-        <w:t>guid</w:t>
-      </w:r>
-      <w:proofErr w:type="spellEnd"/>
-      <w:r>
-        <w:t>="70550026-e174-4bee-98c5-914ee31a5c11" t="o" /&gt;</w:t>
+        <w:t xml:space="preserve"> guid="70550026-e174-4bee-98c5-914ee31a5c11" t="o" /&gt;</w:t>
       </w:r>
       <w:r>
         <w:br/>
@@ -3546,15 +3153,7 @@
       </w:r>
       <w:proofErr w:type="spellEnd"/>
       <w:r>
-        <w:t xml:space="preserve">" </w:t>
-      </w:r>
-      <w:proofErr w:type="spellStart"/>
-      <w:r>
-        <w:t>guid</w:t>
-      </w:r>
-      <w:proofErr w:type="spellEnd"/>
-      <w:r>
-        <w:t xml:space="preserve">="13f9d3fa-70be-473b-ac2a-4ee1d215d5be" </w:t>
+        <w:t xml:space="preserve">" guid="13f9d3fa-70be-473b-ac2a-4ee1d215d5be" </w:t>
       </w:r>
       <w:proofErr w:type="spellStart"/>
       <w:r>
@@ -3632,15 +3231,7 @@
       </w:r>
       <w:proofErr w:type="spellEnd"/>
       <w:r>
-        <w:t xml:space="preserve">" </w:t>
-      </w:r>
-      <w:proofErr w:type="spellStart"/>
-      <w:r>
-        <w:t>guid</w:t>
-      </w:r>
-      <w:proofErr w:type="spellEnd"/>
-      <w:r>
-        <w:t xml:space="preserve">="9ef5cf19-f055-4df8-9b32-bee07367d8a3" </w:t>
+        <w:t xml:space="preserve">" guid="9ef5cf19-f055-4df8-9b32-bee07367d8a3" </w:t>
       </w:r>
       <w:proofErr w:type="spellStart"/>
       <w:r>
@@ -3741,15 +3332,7 @@
       </w:r>
       <w:proofErr w:type="spellEnd"/>
       <w:r>
-        <w:t xml:space="preserve"> </w:t>
-      </w:r>
-      <w:proofErr w:type="spellStart"/>
-      <w:r>
-        <w:t>guid</w:t>
-      </w:r>
-      <w:proofErr w:type="spellEnd"/>
-      <w:r>
-        <w:t>="a66d0f19-4d33-48e6-b345-ce22c792f4a1" t="r" /&gt;</w:t>
+        <w:t xml:space="preserve"> guid="a66d0f19-4d33-48e6-b345-ce22c792f4a1" t="r" /&gt;</w:t>
       </w:r>
       <w:r>
         <w:br/>
@@ -3777,15 +3360,7 @@
       </w:r>
       <w:proofErr w:type="spellEnd"/>
       <w:r>
-        <w:t xml:space="preserve"> </w:t>
-      </w:r>
-      <w:proofErr w:type="spellStart"/>
-      <w:r>
-        <w:t>guid</w:t>
-      </w:r>
-      <w:proofErr w:type="spellEnd"/>
-      <w:r>
-        <w:t>="bb673a3f-cbeb-4fc8-a071-8c3c70082685" t="r" /&gt;</w:t>
+        <w:t xml:space="preserve"> guid="bb673a3f-cbeb-4fc8-a071-8c3c70082685" t="r" /&gt;</w:t>
       </w:r>
       <w:r>
         <w:br/>
@@ -3813,15 +3388,7 @@
       </w:r>
       <w:proofErr w:type="spellEnd"/>
       <w:r>
-        <w:t xml:space="preserve"> </w:t>
-      </w:r>
-      <w:proofErr w:type="spellStart"/>
-      <w:r>
-        <w:t>guid</w:t>
-      </w:r>
-      <w:proofErr w:type="spellEnd"/>
-      <w:r>
-        <w:t>="77725752-bc2f-4c75-900f-db99dc258157" t="r" /&gt;</w:t>
+        <w:t xml:space="preserve"> guid="77725752-bc2f-4c75-900f-db99dc258157" t="r" /&gt;</w:t>
       </w:r>
       <w:r>
         <w:br/>
@@ -3842,15 +3409,7 @@
       </w:r>
       <w:proofErr w:type="spellEnd"/>
       <w:r>
-        <w:t xml:space="preserve">" </w:t>
-      </w:r>
-      <w:proofErr w:type="spellStart"/>
-      <w:r>
-        <w:t>guid</w:t>
-      </w:r>
-      <w:proofErr w:type="spellEnd"/>
-      <w:r>
-        <w:t xml:space="preserve">="70550026-e174-4bee-98c5-914ee31a5c11" </w:t>
+        <w:t xml:space="preserve">" guid="70550026-e174-4bee-98c5-914ee31a5c11" </w:t>
       </w:r>
       <w:proofErr w:type="spellStart"/>
       <w:r>
@@ -3951,15 +3510,7 @@
       </w:r>
       <w:proofErr w:type="spellEnd"/>
       <w:r>
-        <w:t xml:space="preserve"> </w:t>
-      </w:r>
-      <w:proofErr w:type="spellStart"/>
-      <w:r>
-        <w:t>guid</w:t>
-      </w:r>
-      <w:proofErr w:type="spellEnd"/>
-      <w:r>
-        <w:t>="c2884d72-96f2-4a1b-a6e8-34932cfac0f7" t="r" /&gt;</w:t>
+        <w:t xml:space="preserve"> guid="c2884d72-96f2-4a1b-a6e8-34932cfac0f7" t="r" /&gt;</w:t>
       </w:r>
       <w:r>
         <w:br/>
@@ -3987,15 +3538,7 @@
       </w:r>
       <w:proofErr w:type="spellEnd"/>
       <w:r>
-        <w:t xml:space="preserve"> </w:t>
-      </w:r>
-      <w:proofErr w:type="spellStart"/>
-      <w:r>
-        <w:t>guid</w:t>
-      </w:r>
-      <w:proofErr w:type="spellEnd"/>
-      <w:r>
-        <w:t>="b879f06f-a612-4195-8b47-15c9b4eacadd" t="r" /&gt;</w:t>
+        <w:t xml:space="preserve"> guid="b879f06f-a612-4195-8b47-15c9b4eacadd" t="r" /&gt;</w:t>
       </w:r>
       <w:r>
         <w:br/>
@@ -4023,15 +3566,7 @@
       </w:r>
       <w:proofErr w:type="spellEnd"/>
       <w:r>
-        <w:t xml:space="preserve"> </w:t>
-      </w:r>
-      <w:proofErr w:type="spellStart"/>
-      <w:r>
-        <w:t>guid</w:t>
-      </w:r>
-      <w:proofErr w:type="spellEnd"/>
-      <w:r>
-        <w:t>="37cfcd18-136a-45e6-8dd6-15db22c774ac" t="r" /&gt;</w:t>
+        <w:t xml:space="preserve"> guid="37cfcd18-136a-45e6-8dd6-15db22c774ac" t="r" /&gt;</w:t>
       </w:r>
       <w:r>
         <w:br/>
@@ -4121,15 +3656,7 @@
       </w:r>
       <w:proofErr w:type="spellEnd"/>
       <w:r>
-        <w:t xml:space="preserve">" </w:t>
-      </w:r>
-      <w:proofErr w:type="spellStart"/>
-      <w:r>
-        <w:t>guid</w:t>
-      </w:r>
-      <w:proofErr w:type="spellEnd"/>
-      <w:r>
-        <w:t xml:space="preserve">="9303883a-ad5c-4ccf-97a5-4add391f8dcb" </w:t>
+        <w:t xml:space="preserve">" guid="9303883a-ad5c-4ccf-97a5-4add391f8dcb" </w:t>
       </w:r>
       <w:proofErr w:type="spellStart"/>
       <w:r>
@@ -4153,39 +3680,55 @@
       </w:r>
       <w:proofErr w:type="spellEnd"/>
       <w:r>
+        <w:t xml:space="preserve"> guid="8caa11bb-cac4-4836-a081-1666245106b9" t="o" /&gt;</w:t>
+      </w:r>
+      <w:r>
+        <w:br/>
+        <w:t>&lt;/Approves&gt;</w:t>
+      </w:r>
+      <w:r>
+        <w:br/>
+        <w:t xml:space="preserve">&lt;Human </w:t>
+      </w:r>
+      <w:proofErr w:type="spellStart"/>
+      <w:r>
+        <w:t>val</w:t>
+      </w:r>
+      <w:proofErr w:type="spellEnd"/>
+      <w:r>
+        <w:t>="True" /&gt;</w:t>
+      </w:r>
+      <w:r>
+        <w:br/>
+        <w:t>&lt;Name&gt;</w:t>
+      </w:r>
+      <w:r>
+        <w:br/>
+        <w:t>&lt;</w:t>
+      </w:r>
+      <w:proofErr w:type="spellStart"/>
+      <w:r>
+        <w:t>AUni</w:t>
+      </w:r>
+      <w:proofErr w:type="spellEnd"/>
+      <w:r>
         <w:t xml:space="preserve"> </w:t>
       </w:r>
       <w:proofErr w:type="spellStart"/>
       <w:r>
-        <w:t>guid</w:t>
-      </w:r>
-      <w:proofErr w:type="spellEnd"/>
-      <w:r>
-        <w:t>="8caa11bb-cac4-4836-a081-1666245106b9" t="o" /&gt;</w:t>
-      </w:r>
-      <w:r>
-        <w:br/>
-        <w:t>&lt;/Approves&gt;</w:t>
-      </w:r>
-      <w:r>
-        <w:br/>
-        <w:t xml:space="preserve">&lt;Human </w:t>
-      </w:r>
-      <w:proofErr w:type="spellStart"/>
-      <w:r>
-        <w:t>val</w:t>
-      </w:r>
-      <w:proofErr w:type="spellEnd"/>
-      <w:r>
-        <w:t>="True" /&gt;</w:t>
-      </w:r>
-      <w:r>
-        <w:br/>
-        <w:t>&lt;Name&gt;</w:t>
-      </w:r>
-      <w:r>
-        <w:br/>
-        <w:t>&lt;</w:t>
+        <w:t>ws</w:t>
+      </w:r>
+      <w:proofErr w:type="spellEnd"/>
+      <w:r>
+        <w:t>="</w:t>
+      </w:r>
+      <w:proofErr w:type="spellStart"/>
+      <w:r>
+        <w:t>en</w:t>
+      </w:r>
+      <w:proofErr w:type="spellEnd"/>
+      <w:r>
+        <w:t>"&gt;default user&lt;/</w:t>
       </w:r>
       <w:proofErr w:type="spellStart"/>
       <w:r>
@@ -4193,30 +3736,6 @@
       </w:r>
       <w:proofErr w:type="spellEnd"/>
       <w:r>
-        <w:t xml:space="preserve"> </w:t>
-      </w:r>
-      <w:proofErr w:type="spellStart"/>
-      <w:r>
-        <w:t>ws</w:t>
-      </w:r>
-      <w:proofErr w:type="spellEnd"/>
-      <w:r>
-        <w:t>="</w:t>
-      </w:r>
-      <w:proofErr w:type="spellStart"/>
-      <w:r>
-        <w:t>en</w:t>
-      </w:r>
-      <w:proofErr w:type="spellEnd"/>
-      <w:r>
-        <w:t>"&gt;default user&lt;/</w:t>
-      </w:r>
-      <w:proofErr w:type="spellStart"/>
-      <w:r>
-        <w:t>AUni</w:t>
-      </w:r>
-      <w:proofErr w:type="spellEnd"/>
-      <w:r>
         <w:t>&gt;</w:t>
       </w:r>
       <w:r>
@@ -4238,15 +3757,7 @@
       </w:r>
       <w:proofErr w:type="spellEnd"/>
       <w:r>
-        <w:t xml:space="preserve">" </w:t>
-      </w:r>
-      <w:proofErr w:type="spellStart"/>
-      <w:r>
-        <w:t>guid</w:t>
-      </w:r>
-      <w:proofErr w:type="spellEnd"/>
-      <w:r>
-        <w:t xml:space="preserve">="8caa11bb-cac4-4836-a081-1666245106b9" </w:t>
+        <w:t xml:space="preserve">" guid="8caa11bb-cac4-4836-a081-1666245106b9" </w:t>
       </w:r>
       <w:proofErr w:type="spellStart"/>
       <w:r>
@@ -4366,13 +3877,7 @@
         <w:pStyle w:val="ListParagraph"/>
       </w:pPr>
       <w:r>
-        <w:t xml:space="preserve">When </w:t>
-      </w:r>
-      <w:r>
-        <w:t>Disapprove</w:t>
-      </w:r>
-      <w:r>
-        <w:t xml:space="preserve"> is selected, The </w:t>
+        <w:t xml:space="preserve">When Disapprove is selected, The </w:t>
       </w:r>
       <w:r>
         <w:t>dis</w:t>
@@ -4460,16 +3965,7 @@
         <w:t>.</w:t>
       </w:r>
       <w:r>
-        <w:t xml:space="preserve"> When the parser disapproves an analysis, </w:t>
-      </w:r>
-      <w:r>
-        <w:t xml:space="preserve">the analysis Evaluations property references the </w:t>
-      </w:r>
-      <w:r>
-        <w:t>Disap</w:t>
-      </w:r>
-      <w:r>
-        <w:t xml:space="preserve">proves </w:t>
+        <w:t xml:space="preserve"> When the parser disapproves an analysis, the analysis Evaluations property references the Disapproves </w:t>
       </w:r>
       <w:proofErr w:type="spellStart"/>
       <w:r>
@@ -4851,6 +4347,7 @@
     <w:lsdException w:name="HTML Sample" w:semiHidden="1" w:unhideWhenUsed="1"/>
     <w:lsdException w:name="HTML Typewriter" w:semiHidden="1" w:unhideWhenUsed="1"/>
     <w:lsdException w:name="HTML Variable" w:semiHidden="1" w:unhideWhenUsed="1"/>
+    <w:lsdException w:name="Normal Table" w:semiHidden="1" w:unhideWhenUsed="1"/>
     <w:lsdException w:name="annotation subject" w:semiHidden="1" w:unhideWhenUsed="1"/>
     <w:lsdException w:name="No List" w:semiHidden="1" w:unhideWhenUsed="1"/>
     <w:lsdException w:name="Outline List 1" w:semiHidden="1" w:unhideWhenUsed="1"/>
@@ -4894,8 +4391,10 @@
     <w:lsdException w:name="Table Elegant" w:semiHidden="1" w:unhideWhenUsed="1"/>
     <w:lsdException w:name="Table Professional" w:semiHidden="1" w:unhideWhenUsed="1"/>
     <w:lsdException w:name="Table Subtle 1" w:semiHidden="1" w:unhideWhenUsed="1"/>
+    <w:lsdException w:name="Table Subtle 2" w:semiHidden="1" w:unhideWhenUsed="1"/>
     <w:lsdException w:name="Table Web 1" w:semiHidden="1" w:unhideWhenUsed="1"/>
     <w:lsdException w:name="Table Web 2" w:semiHidden="1" w:unhideWhenUsed="1"/>
+    <w:lsdException w:name="Table Web 3" w:semiHidden="1" w:unhideWhenUsed="1"/>
     <w:lsdException w:name="Balloon Text" w:semiHidden="1" w:unhideWhenUsed="1"/>
     <w:lsdException w:name="Table Grid" w:uiPriority="39"/>
     <w:lsdException w:name="Table Theme" w:semiHidden="1" w:unhideWhenUsed="1"/>
@@ -5191,16 +4690,17 @@
     <w:link w:val="TitleChar"/>
     <w:uiPriority w:val="10"/>
     <w:qFormat/>
-    <w:rsid w:val="00F31C6C"/>
+    <w:rsid w:val="00F65251"/>
     <w:pPr>
       <w:spacing w:after="0" w:line="240" w:lineRule="auto"/>
       <w:contextualSpacing/>
     </w:pPr>
     <w:rPr>
-      <w:rFonts w:asciiTheme="majorHAnsi" w:eastAsiaTheme="majorEastAsia" w:hAnsiTheme="majorHAnsi" w:cstheme="majorBidi"/>
+      <w:rFonts w:ascii="Arial" w:eastAsiaTheme="majorEastAsia" w:hAnsi="Arial" w:cstheme="majorBidi"/>
+      <w:b/>
       <w:spacing w:val="-10"/>
       <w:kern w:val="28"/>
-      <w:sz w:val="56"/>
+      <w:sz w:val="36"/>
       <w:szCs w:val="56"/>
     </w:rPr>
   </w:style>
@@ -5209,12 +4709,13 @@
     <w:basedOn w:val="DefaultParagraphFont"/>
     <w:link w:val="Title"/>
     <w:uiPriority w:val="10"/>
-    <w:rsid w:val="00F31C6C"/>
+    <w:rsid w:val="00F65251"/>
     <w:rPr>
-      <w:rFonts w:asciiTheme="majorHAnsi" w:eastAsiaTheme="majorEastAsia" w:hAnsiTheme="majorHAnsi" w:cstheme="majorBidi"/>
+      <w:rFonts w:ascii="Arial" w:eastAsiaTheme="majorEastAsia" w:hAnsi="Arial" w:cstheme="majorBidi"/>
+      <w:b/>
       <w:spacing w:val="-10"/>
       <w:kern w:val="28"/>
-      <w:sz w:val="56"/>
+      <w:sz w:val="36"/>
       <w:szCs w:val="56"/>
     </w:rPr>
   </w:style>
@@ -5242,6 +4743,18 @@
       <w:ind w:left="360"/>
       <w:contextualSpacing/>
     </w:pPr>
+  </w:style>
+  <w:style w:type="character" w:styleId="UnresolvedMention">
+    <w:name w:val="Unresolved Mention"/>
+    <w:basedOn w:val="DefaultParagraphFont"/>
+    <w:uiPriority w:val="99"/>
+    <w:semiHidden/>
+    <w:unhideWhenUsed/>
+    <w:rsid w:val="001E44DC"/>
+    <w:rPr>
+      <w:color w:val="605E5C"/>
+      <w:shd w:val="clear" w:color="auto" w:fill="E1DFDD"/>
+    </w:rPr>
   </w:style>
 </w:styles>
 </file>
